--- a/DCW/documents/数据库创建操作手册.docx
+++ b/DCW/documents/数据库创建操作手册.docx
@@ -292,7 +292,7 @@
                 <w:b w:val="0"/>
                 <w:sz w:val="19"/>
               </w:rPr>
-              <w:t>V1.0</w:t>
+              <w:t>V1.1</w:t>
             </w:r>
           </w:p>
         </w:tc>
@@ -427,9 +427,6 @@
       </w:r>
     </w:p>
     <w:p>
-      <w:pPr>
-        <w:ind w:firstLine="0"/>
-      </w:pPr>
       <w:r>
         <w:rPr>
           <w:rFonts w:ascii="Microsoft YaHei" w:hAnsi="Microsoft YaHei" w:eastAsia="Microsoft YaHei"/>
@@ -462,9 +459,6 @@
       </w:r>
     </w:p>
     <w:p>
-      <w:pPr>
-        <w:ind w:firstLine="0"/>
-      </w:pPr>
       <w:r>
         <w:rPr>
           <w:rFonts w:ascii="Microsoft YaHei" w:hAnsi="Microsoft YaHei" w:eastAsia="Microsoft YaHei"/>
@@ -742,7 +736,23 @@
                 <w:b w:val="0"/>
                 <w:sz w:val="19"/>
               </w:rPr>
-              <w:t>应用启动时的兜底建表逻辑（见第 7 章）</w:t>
+              <w:t xml:space="preserve">应用启动时的兜底建表逻辑，受 </w:t>
+            </w:r>
+            <w:r>
+              <w:rPr>
+                <w:rFonts w:ascii="Consolas" w:hAnsi="Consolas" w:eastAsia="Consolas"/>
+                <w:color w:val="953735"/>
+                <w:sz w:val="18"/>
+              </w:rPr>
+              <w:t>Database:AutoInitialize</w:t>
+            </w:r>
+            <w:r>
+              <w:rPr>
+                <w:rFonts w:ascii="Microsoft YaHei" w:hAnsi="Microsoft YaHei" w:eastAsia="Microsoft YaHei"/>
+                <w:b w:val="0"/>
+                <w:sz w:val="19"/>
+              </w:rPr>
+              <w:t xml:space="preserve"> 开关控制（见第 7 章）</w:t>
             </w:r>
           </w:p>
         </w:tc>
@@ -1766,9 +1776,6 @@
       </w:pPr>
     </w:p>
     <w:p>
-      <w:pPr>
-        <w:ind w:firstLine="0"/>
-      </w:pPr>
       <w:r>
         <w:rPr>
           <w:rFonts w:ascii="Microsoft YaHei" w:hAnsi="Microsoft YaHei" w:eastAsia="Microsoft YaHei"/>
@@ -1831,9 +1838,6 @@
       </w:r>
     </w:p>
     <w:p>
-      <w:pPr>
-        <w:ind w:firstLine="0"/>
-      </w:pPr>
       <w:r>
         <w:rPr>
           <w:rFonts w:ascii="Microsoft YaHei" w:hAnsi="Microsoft YaHei" w:eastAsia="Microsoft YaHei"/>
@@ -1903,9 +1907,6 @@
       </w:r>
     </w:p>
     <w:p>
-      <w:pPr>
-        <w:ind w:firstLine="0"/>
-      </w:pPr>
       <w:r>
         <w:rPr>
           <w:rFonts w:ascii="Microsoft YaHei" w:hAnsi="Microsoft YaHei" w:eastAsia="Microsoft YaHei"/>
@@ -1988,9 +1989,6 @@
       </w:r>
     </w:p>
     <w:p>
-      <w:pPr>
-        <w:ind w:firstLine="0"/>
-      </w:pPr>
       <w:r>
         <w:rPr>
           <w:rFonts w:ascii="Microsoft YaHei" w:hAnsi="Microsoft YaHei" w:eastAsia="Microsoft YaHei"/>
@@ -2334,9 +2332,6 @@
       </w:pPr>
     </w:p>
     <w:p>
-      <w:pPr>
-        <w:ind w:firstLine="0"/>
-      </w:pPr>
       <w:r>
         <w:rPr>
           <w:rFonts w:ascii="Microsoft YaHei" w:hAnsi="Microsoft YaHei" w:eastAsia="Microsoft YaHei"/>
@@ -2421,9 +2416,6 @@
       </w:r>
     </w:p>
     <w:p>
-      <w:pPr>
-        <w:ind w:firstLine="0"/>
-      </w:pPr>
       <w:r>
         <w:rPr>
           <w:rFonts w:ascii="Microsoft YaHei" w:hAnsi="Microsoft YaHei" w:eastAsia="Microsoft YaHei"/>
@@ -2460,6 +2452,216 @@
           <w:b w:val="0"/>
         </w:rPr>
         <w:t>。</w:t>
+      </w:r>
+    </w:p>
+    <w:p>
+      <w:pPr>
+        <w:pBdr>
+          <w:left w:val="single" w:sz="18" w:space="6" w:color="4F81BD"/>
+        </w:pBdr>
+        <w:shd w:val="clear" w:color="auto" w:fill="F2F7FB"/>
+        <w:spacing w:before="80" w:after="120"/>
+        <w:ind w:left="340"/>
+      </w:pPr>
+      <w:r>
+        <w:rPr>
+          <w:rFonts w:ascii="Microsoft YaHei" w:hAnsi="Microsoft YaHei" w:eastAsia="Microsoft YaHei"/>
+          <w:b w:val="0"/>
+          <w:sz w:val="20"/>
+        </w:rPr>
+        <w:t>注意区分两类权限：上表是</w:t>
+      </w:r>
+      <w:r>
+        <w:rPr>
+          <w:rFonts w:ascii="Microsoft YaHei" w:hAnsi="Microsoft YaHei" w:eastAsia="Microsoft YaHei"/>
+          <w:b/>
+          <w:sz w:val="20"/>
+        </w:rPr>
+        <w:t>建库账号</w:t>
+      </w:r>
+      <w:r>
+        <w:rPr>
+          <w:rFonts w:ascii="Microsoft YaHei" w:hAnsi="Microsoft YaHei" w:eastAsia="Microsoft YaHei"/>
+          <w:b w:val="0"/>
+          <w:sz w:val="20"/>
+        </w:rPr>
+        <w:t>（执行本手册 SQL 时使用）所需的最小集合。程序的</w:t>
+      </w:r>
+      <w:r>
+        <w:rPr>
+          <w:rFonts w:ascii="Microsoft YaHei" w:hAnsi="Microsoft YaHei" w:eastAsia="Microsoft YaHei"/>
+          <w:b/>
+          <w:sz w:val="20"/>
+        </w:rPr>
+        <w:t>运行账号</w:t>
+      </w:r>
+      <w:r>
+        <w:rPr>
+          <w:rFonts w:ascii="Microsoft YaHei" w:hAnsi="Microsoft YaHei" w:eastAsia="Microsoft YaHei"/>
+          <w:b w:val="0"/>
+          <w:sz w:val="20"/>
+        </w:rPr>
+        <w:t xml:space="preserve">在 </w:t>
+      </w:r>
+      <w:r>
+        <w:rPr>
+          <w:rFonts w:ascii="Consolas" w:hAnsi="Consolas" w:eastAsia="Consolas"/>
+          <w:color w:val="953735"/>
+          <w:sz w:val="19"/>
+        </w:rPr>
+        <w:t>Database:AutoInitialize=false</w:t>
+      </w:r>
+      <w:r>
+        <w:rPr>
+          <w:rFonts w:ascii="Microsoft YaHei" w:hAnsi="Microsoft YaHei" w:eastAsia="Microsoft YaHei"/>
+          <w:b w:val="0"/>
+          <w:sz w:val="20"/>
+        </w:rPr>
+        <w:t>（当前交付值）时</w:t>
+      </w:r>
+      <w:r>
+        <w:rPr>
+          <w:rFonts w:ascii="Microsoft YaHei" w:hAnsi="Microsoft YaHei" w:eastAsia="Microsoft YaHei"/>
+          <w:b/>
+          <w:sz w:val="20"/>
+        </w:rPr>
+        <w:t>不需要</w:t>
+      </w:r>
+      <w:r>
+        <w:rPr>
+          <w:rFonts w:ascii="Microsoft YaHei" w:hAnsi="Microsoft YaHei" w:eastAsia="Microsoft YaHei"/>
+          <w:b w:val="0"/>
+          <w:sz w:val="20"/>
+        </w:rPr>
+        <w:t xml:space="preserve"> </w:t>
+      </w:r>
+      <w:r>
+        <w:rPr>
+          <w:rFonts w:ascii="Consolas" w:hAnsi="Consolas" w:eastAsia="Consolas"/>
+          <w:color w:val="953735"/>
+          <w:sz w:val="19"/>
+        </w:rPr>
+        <w:t>CREATE</w:t>
+      </w:r>
+      <w:r>
+        <w:rPr>
+          <w:rFonts w:ascii="Microsoft YaHei" w:hAnsi="Microsoft YaHei" w:eastAsia="Microsoft YaHei"/>
+          <w:b w:val="0"/>
+          <w:sz w:val="20"/>
+        </w:rPr>
+        <w:t xml:space="preserve"> / </w:t>
+      </w:r>
+      <w:r>
+        <w:rPr>
+          <w:rFonts w:ascii="Consolas" w:hAnsi="Consolas" w:eastAsia="Consolas"/>
+          <w:color w:val="953735"/>
+          <w:sz w:val="19"/>
+        </w:rPr>
+        <w:t>ALTER</w:t>
+      </w:r>
+      <w:r>
+        <w:rPr>
+          <w:rFonts w:ascii="Microsoft YaHei" w:hAnsi="Microsoft YaHei" w:eastAsia="Microsoft YaHei"/>
+          <w:b w:val="0"/>
+          <w:sz w:val="20"/>
+        </w:rPr>
+        <w:t xml:space="preserve"> / </w:t>
+      </w:r>
+      <w:r>
+        <w:rPr>
+          <w:rFonts w:ascii="Consolas" w:hAnsi="Consolas" w:eastAsia="Consolas"/>
+          <w:color w:val="953735"/>
+          <w:sz w:val="19"/>
+        </w:rPr>
+        <w:t>INDEX</w:t>
+      </w:r>
+      <w:r>
+        <w:rPr>
+          <w:rFonts w:ascii="Microsoft YaHei" w:hAnsi="Microsoft YaHei" w:eastAsia="Microsoft YaHei"/>
+          <w:b w:val="0"/>
+          <w:sz w:val="20"/>
+        </w:rPr>
+        <w:t xml:space="preserve"> / </w:t>
+      </w:r>
+      <w:r>
+        <w:rPr>
+          <w:rFonts w:ascii="Consolas" w:hAnsi="Consolas" w:eastAsia="Consolas"/>
+          <w:color w:val="953735"/>
+          <w:sz w:val="19"/>
+        </w:rPr>
+        <w:t>REFERENCES</w:t>
+      </w:r>
+      <w:r>
+        <w:rPr>
+          <w:rFonts w:ascii="Microsoft YaHei" w:hAnsi="Microsoft YaHei" w:eastAsia="Microsoft YaHei"/>
+          <w:b w:val="0"/>
+          <w:sz w:val="20"/>
+        </w:rPr>
+        <w:t xml:space="preserve">，只保留 </w:t>
+      </w:r>
+      <w:r>
+        <w:rPr>
+          <w:rFonts w:ascii="Consolas" w:hAnsi="Consolas" w:eastAsia="Consolas"/>
+          <w:color w:val="953735"/>
+          <w:sz w:val="19"/>
+        </w:rPr>
+        <w:t>SELECT</w:t>
+      </w:r>
+      <w:r>
+        <w:rPr>
+          <w:rFonts w:ascii="Microsoft YaHei" w:hAnsi="Microsoft YaHei" w:eastAsia="Microsoft YaHei"/>
+          <w:b w:val="0"/>
+          <w:sz w:val="20"/>
+        </w:rPr>
+        <w:t xml:space="preserve"> / </w:t>
+      </w:r>
+      <w:r>
+        <w:rPr>
+          <w:rFonts w:ascii="Consolas" w:hAnsi="Consolas" w:eastAsia="Consolas"/>
+          <w:color w:val="953735"/>
+          <w:sz w:val="19"/>
+        </w:rPr>
+        <w:t>INSERT</w:t>
+      </w:r>
+      <w:r>
+        <w:rPr>
+          <w:rFonts w:ascii="Microsoft YaHei" w:hAnsi="Microsoft YaHei" w:eastAsia="Microsoft YaHei"/>
+          <w:b w:val="0"/>
+          <w:sz w:val="20"/>
+        </w:rPr>
+        <w:t xml:space="preserve"> / </w:t>
+      </w:r>
+      <w:r>
+        <w:rPr>
+          <w:rFonts w:ascii="Consolas" w:hAnsi="Consolas" w:eastAsia="Consolas"/>
+          <w:color w:val="953735"/>
+          <w:sz w:val="19"/>
+        </w:rPr>
+        <w:t>UPDATE</w:t>
+      </w:r>
+      <w:r>
+        <w:rPr>
+          <w:rFonts w:ascii="Microsoft YaHei" w:hAnsi="Microsoft YaHei" w:eastAsia="Microsoft YaHei"/>
+          <w:b w:val="0"/>
+          <w:sz w:val="20"/>
+        </w:rPr>
+        <w:t xml:space="preserve"> / </w:t>
+      </w:r>
+      <w:r>
+        <w:rPr>
+          <w:rFonts w:ascii="Consolas" w:hAnsi="Consolas" w:eastAsia="Consolas"/>
+          <w:color w:val="953735"/>
+          <w:sz w:val="19"/>
+        </w:rPr>
+        <w:t>DELETE</w:t>
+      </w:r>
+      <w:r>
+        <w:rPr>
+          <w:rFonts w:ascii="Microsoft YaHei" w:hAnsi="Microsoft YaHei" w:eastAsia="Microsoft YaHei"/>
+          <w:b w:val="0"/>
+          <w:sz w:val="20"/>
+        </w:rPr>
+        <w:t xml:space="preserve"> 即可（见 7.3）。</w:t>
       </w:r>
     </w:p>
     <w:p>
@@ -2479,9 +2681,6 @@
       </w:r>
     </w:p>
     <w:p>
-      <w:pPr>
-        <w:ind w:firstLine="0"/>
-      </w:pPr>
       <w:r>
         <w:rPr>
           <w:rFonts w:ascii="Microsoft YaHei" w:hAnsi="Microsoft YaHei" w:eastAsia="Microsoft YaHei"/>
@@ -3146,9 +3345,6 @@
       </w:pPr>
     </w:p>
     <w:p>
-      <w:pPr>
-        <w:ind w:firstLine="0"/>
-      </w:pPr>
       <w:r>
         <w:rPr>
           <w:rFonts w:ascii="Microsoft YaHei" w:hAnsi="Microsoft YaHei" w:eastAsia="Microsoft YaHei"/>
@@ -3173,9 +3369,6 @@
       </w:r>
     </w:p>
     <w:p>
-      <w:pPr>
-        <w:ind w:firstLine="0"/>
-      </w:pPr>
       <w:r>
         <w:rPr>
           <w:rFonts w:ascii="Microsoft YaHei" w:hAnsi="Microsoft YaHei" w:eastAsia="Microsoft YaHei"/>
@@ -3216,9 +3409,6 @@
       </w:r>
     </w:p>
     <w:p>
-      <w:pPr>
-        <w:ind w:firstLine="0"/>
-      </w:pPr>
       <w:r>
         <w:rPr>
           <w:rFonts w:ascii="Microsoft YaHei" w:hAnsi="Microsoft YaHei" w:eastAsia="Microsoft YaHei"/>
@@ -3828,9 +4018,6 @@
       </w:r>
     </w:p>
     <w:p>
-      <w:pPr>
-        <w:ind w:firstLine="0"/>
-      </w:pPr>
       <w:r>
         <w:rPr>
           <w:rFonts w:ascii="Microsoft YaHei" w:hAnsi="Microsoft YaHei" w:eastAsia="Microsoft YaHei"/>
@@ -3863,9 +4050,6 @@
       </w:r>
     </w:p>
     <w:p>
-      <w:pPr>
-        <w:ind w:firstLine="0"/>
-      </w:pPr>
       <w:r>
         <w:rPr>
           <w:rFonts w:ascii="Microsoft YaHei" w:hAnsi="Microsoft YaHei" w:eastAsia="Microsoft YaHei"/>
@@ -3970,9 +4154,6 @@
       </w:r>
     </w:p>
     <w:p>
-      <w:pPr>
-        <w:ind w:firstLine="0"/>
-      </w:pPr>
       <w:r>
         <w:rPr>
           <w:rFonts w:ascii="Microsoft YaHei" w:hAnsi="Microsoft YaHei" w:eastAsia="Microsoft YaHei"/>
@@ -4478,9 +4659,6 @@
       </w:r>
     </w:p>
     <w:p>
-      <w:pPr>
-        <w:ind w:firstLine="0"/>
-      </w:pPr>
       <w:r>
         <w:rPr>
           <w:rFonts w:ascii="Microsoft YaHei" w:hAnsi="Microsoft YaHei" w:eastAsia="Microsoft YaHei"/>
@@ -4640,9 +4818,6 @@
       </w:r>
     </w:p>
     <w:p>
-      <w:pPr>
-        <w:ind w:firstLine="0"/>
-      </w:pPr>
       <w:r>
         <w:rPr>
           <w:rFonts w:ascii="Microsoft YaHei" w:hAnsi="Microsoft YaHei" w:eastAsia="Microsoft YaHei"/>
@@ -4660,9 +4835,6 @@
       </w:r>
     </w:p>
     <w:p>
-      <w:pPr>
-        <w:ind w:firstLine="0"/>
-      </w:pPr>
       <w:r>
         <w:rPr>
           <w:rFonts w:ascii="Consolas" w:hAnsi="Consolas" w:eastAsia="Consolas"/>
@@ -4963,9 +5135,6 @@
       </w:r>
     </w:p>
     <w:p>
-      <w:pPr>
-        <w:ind w:firstLine="0"/>
-      </w:pPr>
       <w:r>
         <w:rPr>
           <w:rFonts w:ascii="Microsoft YaHei" w:hAnsi="Microsoft YaHei" w:eastAsia="Microsoft YaHei"/>
@@ -5624,9 +5793,6 @@
       </w:r>
     </w:p>
     <w:p>
-      <w:pPr>
-        <w:ind w:firstLine="0"/>
-      </w:pPr>
       <w:r>
         <w:rPr>
           <w:rFonts w:ascii="Consolas" w:hAnsi="Consolas" w:eastAsia="Consolas"/>
@@ -5813,9 +5979,6 @@
       </w:r>
     </w:p>
     <w:p>
-      <w:pPr>
-        <w:ind w:firstLine="0"/>
-      </w:pPr>
       <w:r>
         <w:rPr>
           <w:rFonts w:ascii="Microsoft YaHei" w:hAnsi="Microsoft YaHei" w:eastAsia="Microsoft YaHei"/>
@@ -5908,9 +6071,6 @@
       </w:r>
     </w:p>
     <w:p>
-      <w:pPr>
-        <w:ind w:firstLine="0"/>
-      </w:pPr>
       <w:r>
         <w:rPr>
           <w:rFonts w:ascii="Microsoft YaHei" w:hAnsi="Microsoft YaHei" w:eastAsia="Microsoft YaHei"/>
@@ -5965,9 +6125,6 @@
       </w:r>
     </w:p>
     <w:p>
-      <w:pPr>
-        <w:ind w:firstLine="0"/>
-      </w:pPr>
       <w:r>
         <w:rPr>
           <w:rFonts w:ascii="Microsoft YaHei" w:hAnsi="Microsoft YaHei" w:eastAsia="Microsoft YaHei"/>
@@ -6045,9 +6202,6 @@
       </w:r>
     </w:p>
     <w:p>
-      <w:pPr>
-        <w:ind w:firstLine="0"/>
-      </w:pPr>
       <w:r>
         <w:rPr>
           <w:rFonts w:ascii="Microsoft YaHei" w:hAnsi="Microsoft YaHei" w:eastAsia="Microsoft YaHei"/>
@@ -6058,8 +6212,517 @@
     </w:p>
     <w:p>
       <w:pPr>
-        <w:ind w:firstLine="0"/>
+        <w:pStyle w:val="Heading2"/>
       </w:pPr>
+      <w:r>
+        <w:t>7.1 开关：Database:AutoInitialize</w:t>
+      </w:r>
+    </w:p>
+    <w:p>
+      <w:r>
+        <w:rPr>
+          <w:rFonts w:ascii="Consolas" w:hAnsi="Consolas" w:eastAsia="Consolas"/>
+          <w:color w:val="953735"/>
+          <w:sz w:val="19"/>
+        </w:rPr>
+        <w:t>appsettings.json</w:t>
+      </w:r>
+      <w:r>
+        <w:rPr>
+          <w:rFonts w:ascii="Microsoft YaHei" w:hAnsi="Microsoft YaHei" w:eastAsia="Microsoft YaHei"/>
+          <w:b w:val="0"/>
+        </w:rPr>
+        <w:t xml:space="preserve"> 中的 </w:t>
+      </w:r>
+      <w:r>
+        <w:rPr>
+          <w:rFonts w:ascii="Consolas" w:hAnsi="Consolas" w:eastAsia="Consolas"/>
+          <w:color w:val="953735"/>
+          <w:sz w:val="19"/>
+        </w:rPr>
+        <w:t>Database:AutoInitialize</w:t>
+      </w:r>
+      <w:r>
+        <w:rPr>
+          <w:rFonts w:ascii="Microsoft YaHei" w:hAnsi="Microsoft YaHei" w:eastAsia="Microsoft YaHei"/>
+          <w:b w:val="0"/>
+        </w:rPr>
+        <w:t xml:space="preserve"> 决定应用启动时是否自动建库建表：</w:t>
+      </w:r>
+    </w:p>
+    <w:p>
+      <w:pPr>
+        <w:keepLines/>
+        <w:shd w:val="clear" w:color="auto" w:fill="F4F4F4"/>
+        <w:spacing w:before="80" w:after="0" w:line="240" w:lineRule="auto"/>
+        <w:ind w:left="227"/>
+      </w:pPr>
+      <w:r>
+        <w:rPr>
+          <w:rFonts w:ascii="Consolas" w:hAnsi="Consolas" w:eastAsia="Consolas"/>
+          <w:sz w:val="18"/>
+        </w:rPr>
+        <w:t>{</w:t>
+      </w:r>
+    </w:p>
+    <w:p>
+      <w:pPr>
+        <w:keepLines/>
+        <w:shd w:val="clear" w:color="auto" w:fill="F4F4F4"/>
+        <w:spacing w:before="0" w:after="0" w:line="240" w:lineRule="auto"/>
+        <w:ind w:left="227"/>
+      </w:pPr>
+      <w:r>
+        <w:rPr>
+          <w:rFonts w:ascii="Consolas" w:hAnsi="Consolas" w:eastAsia="Consolas"/>
+          <w:sz w:val="18"/>
+        </w:rPr>
+        <w:t xml:space="preserve">  "ConnectionStrings": {</w:t>
+      </w:r>
+    </w:p>
+    <w:p>
+      <w:pPr>
+        <w:keepLines/>
+        <w:shd w:val="clear" w:color="auto" w:fill="F4F4F4"/>
+        <w:spacing w:before="0" w:after="0" w:line="240" w:lineRule="auto"/>
+        <w:ind w:left="227"/>
+      </w:pPr>
+      <w:r>
+        <w:rPr>
+          <w:rFonts w:ascii="Consolas" w:hAnsi="Consolas" w:eastAsia="Consolas"/>
+          <w:sz w:val="18"/>
+        </w:rPr>
+        <w:t xml:space="preserve">    "Default": "Server=10.33.120.30;Port=3306;Database=DcwCncStation;User ID=root;Password=&lt;密码&gt;;Charset=utf8mb4;Connection Timeout=30;"</w:t>
+      </w:r>
+    </w:p>
+    <w:p>
+      <w:pPr>
+        <w:keepLines/>
+        <w:shd w:val="clear" w:color="auto" w:fill="F4F4F4"/>
+        <w:spacing w:before="0" w:after="0" w:line="240" w:lineRule="auto"/>
+        <w:ind w:left="227"/>
+      </w:pPr>
+      <w:r>
+        <w:rPr>
+          <w:rFonts w:ascii="Consolas" w:hAnsi="Consolas" w:eastAsia="Consolas"/>
+          <w:sz w:val="18"/>
+        </w:rPr>
+        <w:t xml:space="preserve">  },</w:t>
+      </w:r>
+    </w:p>
+    <w:p>
+      <w:pPr>
+        <w:keepLines/>
+        <w:shd w:val="clear" w:color="auto" w:fill="F4F4F4"/>
+        <w:spacing w:before="0" w:after="0" w:line="240" w:lineRule="auto"/>
+        <w:ind w:left="227"/>
+      </w:pPr>
+      <w:r>
+        <w:rPr>
+          <w:rFonts w:ascii="Consolas" w:hAnsi="Consolas" w:eastAsia="Consolas"/>
+          <w:sz w:val="18"/>
+        </w:rPr>
+        <w:t xml:space="preserve">  "Database": {</w:t>
+      </w:r>
+    </w:p>
+    <w:p>
+      <w:pPr>
+        <w:keepLines/>
+        <w:shd w:val="clear" w:color="auto" w:fill="F4F4F4"/>
+        <w:spacing w:before="0" w:after="0" w:line="240" w:lineRule="auto"/>
+        <w:ind w:left="227"/>
+      </w:pPr>
+      <w:r>
+        <w:rPr>
+          <w:rFonts w:ascii="Consolas" w:hAnsi="Consolas" w:eastAsia="Consolas"/>
+          <w:sz w:val="18"/>
+        </w:rPr>
+        <w:t xml:space="preserve">    "AutoInitialize": false</w:t>
+      </w:r>
+    </w:p>
+    <w:p>
+      <w:pPr>
+        <w:keepLines/>
+        <w:shd w:val="clear" w:color="auto" w:fill="F4F4F4"/>
+        <w:spacing w:before="0" w:after="0" w:line="240" w:lineRule="auto"/>
+        <w:ind w:left="227"/>
+      </w:pPr>
+      <w:r>
+        <w:rPr>
+          <w:rFonts w:ascii="Consolas" w:hAnsi="Consolas" w:eastAsia="Consolas"/>
+          <w:sz w:val="18"/>
+        </w:rPr>
+        <w:t xml:space="preserve">  }</w:t>
+      </w:r>
+    </w:p>
+    <w:p>
+      <w:pPr>
+        <w:keepLines/>
+        <w:shd w:val="clear" w:color="auto" w:fill="F4F4F4"/>
+        <w:spacing w:before="0" w:after="80" w:line="240" w:lineRule="auto"/>
+        <w:ind w:left="227"/>
+      </w:pPr>
+      <w:r>
+        <w:rPr>
+          <w:rFonts w:ascii="Consolas" w:hAnsi="Consolas" w:eastAsia="Consolas"/>
+          <w:sz w:val="18"/>
+        </w:rPr>
+        <w:t>}</w:t>
+      </w:r>
+    </w:p>
+    <w:tbl>
+      <w:tblPr>
+        <w:tblStyle w:val="TableGrid"/>
+        <w:tblW w:type="auto" w:w="0"/>
+        <w:jc w:val="center"/>
+        <w:tblLayout w:type="fixed"/>
+        <w:tblLook w:firstColumn="1" w:firstRow="1" w:lastColumn="0" w:lastRow="0" w:noHBand="0" w:noVBand="1" w:val="04A0"/>
+      </w:tblPr>
+      <w:tblGrid>
+        <w:gridCol w:w="3061"/>
+        <w:gridCol w:w="3061"/>
+        <w:gridCol w:w="3061"/>
+      </w:tblGrid>
+      <w:tr>
+        <w:tc>
+          <w:tcPr>
+            <w:tcW w:type="dxa" w:w="1820"/>
+            <w:shd w:val="clear" w:color="auto" w:fill="DCE6F1"/>
+          </w:tcPr>
+          <w:p>
+            <w:pPr>
+              <w:spacing w:after="0"/>
+            </w:pPr>
+            <w:r>
+              <w:rPr>
+                <w:rFonts w:ascii="Microsoft YaHei" w:hAnsi="Microsoft YaHei" w:eastAsia="Microsoft YaHei"/>
+                <w:b/>
+                <w:sz w:val="19"/>
+              </w:rPr>
+              <w:t>取值</w:t>
+            </w:r>
+          </w:p>
+        </w:tc>
+        <w:tc>
+          <w:tcPr>
+            <w:tcW w:type="dxa" w:w="3986"/>
+            <w:shd w:val="clear" w:color="auto" w:fill="DCE6F1"/>
+          </w:tcPr>
+          <w:p>
+            <w:pPr>
+              <w:spacing w:after="0"/>
+            </w:pPr>
+            <w:r>
+              <w:rPr>
+                <w:rFonts w:ascii="Microsoft YaHei" w:hAnsi="Microsoft YaHei" w:eastAsia="Microsoft YaHei"/>
+                <w:b/>
+                <w:sz w:val="19"/>
+              </w:rPr>
+              <w:t>启动行为</w:t>
+            </w:r>
+          </w:p>
+        </w:tc>
+        <w:tc>
+          <w:tcPr>
+            <w:tcW w:type="dxa" w:w="3379"/>
+            <w:shd w:val="clear" w:color="auto" w:fill="DCE6F1"/>
+          </w:tcPr>
+          <w:p>
+            <w:pPr>
+              <w:spacing w:after="0"/>
+            </w:pPr>
+            <w:r>
+              <w:rPr>
+                <w:rFonts w:ascii="Microsoft YaHei" w:hAnsi="Microsoft YaHei" w:eastAsia="Microsoft YaHei"/>
+                <w:b/>
+                <w:sz w:val="19"/>
+              </w:rPr>
+              <w:t>适用场景</w:t>
+            </w:r>
+          </w:p>
+        </w:tc>
+      </w:tr>
+      <w:tr>
+        <w:tc>
+          <w:tcPr>
+            <w:tcW w:type="dxa" w:w="1820"/>
+          </w:tcPr>
+          <w:p>
+            <w:pPr>
+              <w:spacing w:after="0"/>
+            </w:pPr>
+            <w:r>
+              <w:rPr>
+                <w:rFonts w:ascii="Consolas" w:hAnsi="Consolas" w:eastAsia="Consolas"/>
+                <w:color w:val="953735"/>
+                <w:sz w:val="18"/>
+              </w:rPr>
+              <w:t>false</w:t>
+            </w:r>
+            <w:r>
+              <w:rPr>
+                <w:rFonts w:ascii="Microsoft YaHei" w:hAnsi="Microsoft YaHei" w:eastAsia="Microsoft YaHei"/>
+                <w:b w:val="0"/>
+                <w:sz w:val="19"/>
+              </w:rPr>
+              <w:t>（当前交付值）</w:t>
+            </w:r>
+          </w:p>
+        </w:tc>
+        <w:tc>
+          <w:tcPr>
+            <w:tcW w:type="dxa" w:w="3986"/>
+          </w:tcPr>
+          <w:p>
+            <w:pPr>
+              <w:spacing w:after="0"/>
+            </w:pPr>
+            <w:r>
+              <w:rPr>
+                <w:rFonts w:ascii="Microsoft YaHei" w:hAnsi="Microsoft YaHei" w:eastAsia="Microsoft YaHei"/>
+                <w:b/>
+                <w:sz w:val="19"/>
+              </w:rPr>
+              <w:t>完全跳过</w:t>
+            </w:r>
+            <w:r>
+              <w:rPr>
+                <w:rFonts w:ascii="Microsoft YaHei" w:hAnsi="Microsoft YaHei" w:eastAsia="Microsoft YaHei"/>
+                <w:b w:val="0"/>
+                <w:sz w:val="19"/>
+              </w:rPr>
+              <w:t>建库、建表与升级脚本，只建立连接池，不执行任何 DDL</w:t>
+            </w:r>
+          </w:p>
+        </w:tc>
+        <w:tc>
+          <w:tcPr>
+            <w:tcW w:type="dxa" w:w="3379"/>
+          </w:tcPr>
+          <w:p>
+            <w:pPr>
+              <w:spacing w:after="0"/>
+            </w:pPr>
+            <w:r>
+              <w:rPr>
+                <w:rFonts w:ascii="Microsoft YaHei" w:hAnsi="Microsoft YaHei" w:eastAsia="Microsoft YaHei"/>
+                <w:b w:val="0"/>
+                <w:sz w:val="19"/>
+              </w:rPr>
+              <w:t>生产工位；库结构由本手册的 SQL 脚本负责</w:t>
+            </w:r>
+          </w:p>
+        </w:tc>
+      </w:tr>
+      <w:tr>
+        <w:tc>
+          <w:tcPr>
+            <w:tcW w:type="dxa" w:w="1820"/>
+          </w:tcPr>
+          <w:p>
+            <w:pPr>
+              <w:spacing w:after="0"/>
+            </w:pPr>
+            <w:r>
+              <w:rPr>
+                <w:rFonts w:ascii="Consolas" w:hAnsi="Consolas" w:eastAsia="Consolas"/>
+                <w:color w:val="953735"/>
+                <w:sz w:val="18"/>
+              </w:rPr>
+              <w:t>true</w:t>
+            </w:r>
+          </w:p>
+        </w:tc>
+        <w:tc>
+          <w:tcPr>
+            <w:tcW w:type="dxa" w:w="3986"/>
+          </w:tcPr>
+          <w:p>
+            <w:pPr>
+              <w:spacing w:after="0"/>
+            </w:pPr>
+            <w:r>
+              <w:rPr>
+                <w:rFonts w:ascii="Microsoft YaHei" w:hAnsi="Microsoft YaHei" w:eastAsia="Microsoft YaHei"/>
+                <w:b w:val="0"/>
+                <w:sz w:val="19"/>
+              </w:rPr>
+              <w:t xml:space="preserve">执行 7.2 描述的 </w:t>
+            </w:r>
+            <w:r>
+              <w:rPr>
+                <w:rFonts w:ascii="Consolas" w:hAnsi="Consolas" w:eastAsia="Consolas"/>
+                <w:color w:val="953735"/>
+                <w:sz w:val="18"/>
+              </w:rPr>
+              <w:t>EnsureCreated</w:t>
+            </w:r>
+            <w:r>
+              <w:rPr>
+                <w:rFonts w:ascii="Microsoft YaHei" w:hAnsi="Microsoft YaHei" w:eastAsia="Microsoft YaHei"/>
+                <w:b w:val="0"/>
+                <w:sz w:val="19"/>
+              </w:rPr>
+              <w:t xml:space="preserve"> + 手写 DDL 流程</w:t>
+            </w:r>
+          </w:p>
+        </w:tc>
+        <w:tc>
+          <w:tcPr>
+            <w:tcW w:type="dxa" w:w="3379"/>
+          </w:tcPr>
+          <w:p>
+            <w:pPr>
+              <w:spacing w:after="0"/>
+            </w:pPr>
+            <w:r>
+              <w:rPr>
+                <w:rFonts w:ascii="Microsoft YaHei" w:hAnsi="Microsoft YaHei" w:eastAsia="Microsoft YaHei"/>
+                <w:b w:val="0"/>
+                <w:sz w:val="19"/>
+              </w:rPr>
+              <w:t>开发调试、首次拉起环境</w:t>
+            </w:r>
+          </w:p>
+        </w:tc>
+      </w:tr>
+      <w:tr>
+        <w:tc>
+          <w:tcPr>
+            <w:tcW w:type="dxa" w:w="1820"/>
+          </w:tcPr>
+          <w:p>
+            <w:pPr>
+              <w:spacing w:after="0"/>
+            </w:pPr>
+            <w:r>
+              <w:rPr>
+                <w:rFonts w:ascii="Microsoft YaHei" w:hAnsi="Microsoft YaHei" w:eastAsia="Microsoft YaHei"/>
+                <w:b w:val="0"/>
+                <w:sz w:val="19"/>
+              </w:rPr>
+              <w:t>缺省或值非法</w:t>
+            </w:r>
+          </w:p>
+        </w:tc>
+        <w:tc>
+          <w:tcPr>
+            <w:tcW w:type="dxa" w:w="3986"/>
+          </w:tcPr>
+          <w:p>
+            <w:pPr>
+              <w:spacing w:after="0"/>
+            </w:pPr>
+            <w:r>
+              <w:rPr>
+                <w:rFonts w:ascii="Microsoft YaHei" w:hAnsi="Microsoft YaHei" w:eastAsia="Microsoft YaHei"/>
+                <w:b w:val="0"/>
+                <w:sz w:val="19"/>
+              </w:rPr>
+              <w:t xml:space="preserve">按 </w:t>
+            </w:r>
+            <w:r>
+              <w:rPr>
+                <w:rFonts w:ascii="Consolas" w:hAnsi="Consolas" w:eastAsia="Consolas"/>
+                <w:color w:val="953735"/>
+                <w:sz w:val="18"/>
+              </w:rPr>
+              <w:t>true</w:t>
+            </w:r>
+            <w:r>
+              <w:rPr>
+                <w:rFonts w:ascii="Microsoft YaHei" w:hAnsi="Microsoft YaHei" w:eastAsia="Microsoft YaHei"/>
+                <w:b w:val="0"/>
+                <w:sz w:val="19"/>
+              </w:rPr>
+              <w:t xml:space="preserve"> 处理，并写一条 Warning 日志</w:t>
+            </w:r>
+          </w:p>
+        </w:tc>
+        <w:tc>
+          <w:tcPr>
+            <w:tcW w:type="dxa" w:w="3379"/>
+          </w:tcPr>
+          <w:p>
+            <w:pPr>
+              <w:spacing w:after="0"/>
+            </w:pPr>
+            <w:r>
+              <w:rPr>
+                <w:rFonts w:ascii="Microsoft YaHei" w:hAnsi="Microsoft YaHei" w:eastAsia="Microsoft YaHei"/>
+                <w:b w:val="0"/>
+                <w:sz w:val="19"/>
+              </w:rPr>
+              <w:t>兼容升级前的旧配置文件</w:t>
+            </w:r>
+          </w:p>
+        </w:tc>
+      </w:tr>
+    </w:tbl>
+    <w:p>
+      <w:pPr>
+        <w:spacing w:after="40"/>
+      </w:pPr>
+    </w:p>
+    <w:p>
+      <w:pPr>
+        <w:pBdr>
+          <w:left w:val="single" w:sz="18" w:space="6" w:color="4F81BD"/>
+        </w:pBdr>
+        <w:shd w:val="clear" w:color="auto" w:fill="F2F7FB"/>
+        <w:spacing w:before="80" w:after="120"/>
+        <w:ind w:left="340"/>
+      </w:pPr>
+      <w:r>
+        <w:rPr>
+          <w:rFonts w:ascii="Microsoft YaHei" w:hAnsi="Microsoft YaHei" w:eastAsia="Microsoft YaHei"/>
+          <w:b w:val="0"/>
+          <w:sz w:val="20"/>
+        </w:rPr>
+        <w:t xml:space="preserve">开关从 </w:t>
+      </w:r>
+      <w:r>
+        <w:rPr>
+          <w:rFonts w:ascii="Consolas" w:hAnsi="Consolas" w:eastAsia="Consolas"/>
+          <w:color w:val="953735"/>
+          <w:sz w:val="19"/>
+        </w:rPr>
+        <w:t>appsettings.json</w:t>
+      </w:r>
+      <w:r>
+        <w:rPr>
+          <w:rFonts w:ascii="Microsoft YaHei" w:hAnsi="Microsoft YaHei" w:eastAsia="Microsoft YaHei"/>
+          <w:b w:val="0"/>
+          <w:sz w:val="20"/>
+        </w:rPr>
+        <w:t xml:space="preserve"> 读取，也可用环境变量覆盖（如 </w:t>
+      </w:r>
+      <w:r>
+        <w:rPr>
+          <w:rFonts w:ascii="Consolas" w:hAnsi="Consolas" w:eastAsia="Consolas"/>
+          <w:color w:val="953735"/>
+          <w:sz w:val="19"/>
+        </w:rPr>
+        <w:t>Database__AutoInitialize=true</w:t>
+      </w:r>
+      <w:r>
+        <w:rPr>
+          <w:rFonts w:ascii="Microsoft YaHei" w:hAnsi="Microsoft YaHei" w:eastAsia="Microsoft YaHei"/>
+          <w:b w:val="0"/>
+          <w:sz w:val="20"/>
+        </w:rPr>
+        <w:t>）。修改后需重启客户端生效。</w:t>
+      </w:r>
+    </w:p>
+    <w:p>
+      <w:pPr>
+        <w:pStyle w:val="Heading2"/>
+      </w:pPr>
+      <w:r>
+        <w:t>7.2 开关为 true 时的行为</w:t>
+      </w:r>
+    </w:p>
+    <w:p>
       <w:r>
         <w:rPr>
           <w:rFonts w:ascii="Consolas" w:hAnsi="Consolas" w:eastAsia="Consolas"/>
@@ -6342,14 +7005,10 @@
     </w:p>
     <w:p>
       <w:pPr>
-        <w:ind w:firstLine="0"/>
+        <w:pStyle w:val="Heading2"/>
       </w:pPr>
       <w:r>
-        <w:rPr>
-          <w:rFonts w:ascii="Microsoft YaHei" w:hAnsi="Microsoft YaHei" w:eastAsia="Microsoft YaHei"/>
-          <w:b w:val="0"/>
-        </w:rPr>
-        <w:t>由此得出结论：</w:t>
+        <w:t>7.3 结论与日志判读</w:t>
       </w:r>
     </w:p>
     <w:p>
@@ -6363,14 +7022,29 @@
           <w:rFonts w:ascii="Microsoft YaHei" w:hAnsi="Microsoft YaHei" w:eastAsia="Microsoft YaHei"/>
           <w:b/>
         </w:rPr>
-        <w:t>本手册建好的库，应用启动时不会改动任何结构</w:t>
+        <w:t>交付配置（</w:t>
+      </w:r>
+      <w:r>
+        <w:rPr>
+          <w:rFonts w:ascii="Consolas" w:hAnsi="Consolas" w:eastAsia="Consolas"/>
+          <w:color w:val="953735"/>
+          <w:sz w:val="19"/>
+        </w:rPr>
+        <w:t>false</w:t>
+      </w:r>
+      <w:r>
+        <w:rPr>
+          <w:rFonts w:ascii="Microsoft YaHei" w:hAnsi="Microsoft YaHei" w:eastAsia="Microsoft YaHei"/>
+          <w:b/>
+        </w:rPr>
+        <w:t>）下，应用启动不执行任何 DDL</w:t>
       </w:r>
       <w:r>
         <w:rPr>
           <w:rFonts w:ascii="Microsoft YaHei" w:hAnsi="Microsoft YaHei" w:eastAsia="Microsoft YaHei"/>
           <w:b w:val="0"/>
         </w:rPr>
-        <w:t>，可以安全反复启动。</w:t>
+        <w:t>，库结构完全由本手册的脚本决定，可以安全反复启动。</w:t>
       </w:r>
     </w:p>
     <w:p>
@@ -6384,14 +7058,14 @@
           <w:rFonts w:ascii="Microsoft YaHei" w:hAnsi="Microsoft YaHei" w:eastAsia="Microsoft YaHei"/>
           <w:b w:val="0"/>
         </w:rPr>
-        <w:t>若想省去手工建库，直接启动程序也能建出等价结构，但该路径</w:t>
+        <w:t>该模式下运行账号</w:t>
       </w:r>
       <w:r>
         <w:rPr>
           <w:rFonts w:ascii="Microsoft YaHei" w:hAnsi="Microsoft YaHei" w:eastAsia="Microsoft YaHei"/>
           <w:b/>
         </w:rPr>
-        <w:t xml:space="preserve">依赖运行账号具备 </w:t>
+        <w:t xml:space="preserve">不需要 </w:t>
       </w:r>
       <w:r>
         <w:rPr>
@@ -6406,6 +7080,21 @@
           <w:rFonts w:ascii="Microsoft YaHei" w:hAnsi="Microsoft YaHei" w:eastAsia="Microsoft YaHei"/>
           <w:b/>
         </w:rPr>
+        <w:t xml:space="preserve"> / </w:t>
+      </w:r>
+      <w:r>
+        <w:rPr>
+          <w:rFonts w:ascii="Consolas" w:hAnsi="Consolas" w:eastAsia="Consolas"/>
+          <w:color w:val="953735"/>
+          <w:sz w:val="19"/>
+        </w:rPr>
+        <w:t>ALTER</w:t>
+      </w:r>
+      <w:r>
+        <w:rPr>
+          <w:rFonts w:ascii="Microsoft YaHei" w:hAnsi="Microsoft YaHei" w:eastAsia="Microsoft YaHei"/>
+          <w:b/>
+        </w:rPr>
         <w:t xml:space="preserve"> 权限</w:t>
       </w:r>
       <w:r>
@@ -6413,7 +7102,37 @@
           <w:rFonts w:ascii="Microsoft YaHei" w:hAnsi="Microsoft YaHei" w:eastAsia="Microsoft YaHei"/>
           <w:b w:val="0"/>
         </w:rPr>
-        <w:t>，且结构分散在代码里、不可评审、不可审计，生产交付不推荐。</w:t>
+        <w:t xml:space="preserve">，只需 </w:t>
+      </w:r>
+      <w:r>
+        <w:rPr>
+          <w:rFonts w:ascii="Consolas" w:hAnsi="Consolas" w:eastAsia="Consolas"/>
+          <w:color w:val="953735"/>
+          <w:sz w:val="19"/>
+        </w:rPr>
+        <w:t>SELECT/INSERT/UPDATE/DELETE</w:t>
+      </w:r>
+      <w:r>
+        <w:rPr>
+          <w:rFonts w:ascii="Microsoft YaHei" w:hAnsi="Microsoft YaHei" w:eastAsia="Microsoft YaHei"/>
+          <w:b w:val="0"/>
+        </w:rPr>
+        <w:t>（</w:t>
+      </w:r>
+      <w:r>
+        <w:rPr>
+          <w:rFonts w:ascii="Consolas" w:hAnsi="Consolas" w:eastAsia="Consolas"/>
+          <w:color w:val="953735"/>
+          <w:sz w:val="19"/>
+        </w:rPr>
+        <w:t>index</w:t>
+      </w:r>
+      <w:r>
+        <w:rPr>
+          <w:rFonts w:ascii="Microsoft YaHei" w:hAnsi="Microsoft YaHei" w:eastAsia="Microsoft YaHei"/>
+          <w:b w:val="0"/>
+        </w:rPr>
+        <w:t xml:space="preserve"> 相关权限仅在建库账号上需要）。</w:t>
       </w:r>
     </w:p>
     <w:p>
@@ -6427,7 +7146,7 @@
           <w:rFonts w:ascii="Microsoft YaHei" w:hAnsi="Microsoft YaHei" w:eastAsia="Microsoft YaHei"/>
           <w:b w:val="0"/>
         </w:rPr>
-        <w:t xml:space="preserve">启动日志出现 </w:t>
+        <w:t>关闭自动初始化后，若库或表缺失，程序启动会正常进入主界面，但业务查询报错（</w:t>
       </w:r>
       <w:r>
         <w:rPr>
@@ -6435,14 +7154,28 @@
           <w:color w:val="953735"/>
           <w:sz w:val="19"/>
         </w:rPr>
-        <w:t>开始初始化数据库...</w:t>
+        <w:t>Table 'dcwc...' doesn't exist</w:t>
       </w:r>
       <w:r>
         <w:rPr>
           <w:rFonts w:ascii="Microsoft YaHei" w:hAnsi="Microsoft YaHei" w:eastAsia="Microsoft YaHei"/>
           <w:b w:val="0"/>
         </w:rPr>
-        <w:t xml:space="preserve"> / </w:t>
+        <w:t>）——请先按下文执行建库脚本。</w:t>
+      </w:r>
+    </w:p>
+    <w:p>
+      <w:pPr>
+        <w:pStyle w:val="ListBullet"/>
+        <w:spacing w:after="40"/>
+        <w:ind w:left="425"/>
+      </w:pPr>
+      <w:r>
+        <w:rPr>
+          <w:rFonts w:ascii="Microsoft YaHei" w:hAnsi="Microsoft YaHei" w:eastAsia="Microsoft YaHei"/>
+          <w:b w:val="0"/>
+        </w:rPr>
+        <w:t>日志判读（</w:t>
       </w:r>
       <w:r>
         <w:rPr>
@@ -6450,29 +7183,110 @@
           <w:color w:val="953735"/>
           <w:sz w:val="19"/>
         </w:rPr>
-        <w:t>数据库初始化完成</w:t>
+        <w:t>logs/log-YYYYMMDD.txt</w:t>
       </w:r>
       <w:r>
         <w:rPr>
           <w:rFonts w:ascii="Microsoft YaHei" w:hAnsi="Microsoft YaHei" w:eastAsia="Microsoft YaHei"/>
           <w:b w:val="0"/>
         </w:rPr>
-        <w:t xml:space="preserve"> 表示初始化正常；出现 </w:t>
-      </w:r>
+        <w:t>）：</w:t>
+      </w:r>
+    </w:p>
+    <w:p>
+      <w:pPr>
+        <w:pStyle w:val="ListBullet"/>
+        <w:spacing w:after="40"/>
+        <w:ind w:left="765"/>
+      </w:pPr>
       <w:r>
         <w:rPr>
           <w:rFonts w:ascii="Consolas" w:hAnsi="Consolas" w:eastAsia="Consolas"/>
           <w:color w:val="953735"/>
           <w:sz w:val="19"/>
         </w:rPr>
-        <w:t>数据库初始化第 x/3 次尝试失败</w:t>
+        <w:t>数据库自动初始化已禁用（Database:AutoInitialize = false），跳过建库/建表与升级脚本</w:t>
       </w:r>
       <w:r>
         <w:rPr>
           <w:rFonts w:ascii="Microsoft YaHei" w:hAnsi="Microsoft YaHei" w:eastAsia="Microsoft YaHei"/>
           <w:b w:val="0"/>
         </w:rPr>
-        <w:t xml:space="preserve"> 说明网络或 MySQL 反查主机名耗时过长。</w:t>
+        <w:t xml:space="preserve"> → 开关生效，符合生产预期；</w:t>
+      </w:r>
+    </w:p>
+    <w:p>
+      <w:pPr>
+        <w:pStyle w:val="ListBullet"/>
+        <w:spacing w:after="40"/>
+        <w:ind w:left="765"/>
+      </w:pPr>
+      <w:r>
+        <w:rPr>
+          <w:rFonts w:ascii="Consolas" w:hAnsi="Consolas" w:eastAsia="Consolas"/>
+          <w:color w:val="953735"/>
+          <w:sz w:val="19"/>
+        </w:rPr>
+        <w:t>开始初始化数据库...</w:t>
+      </w:r>
+      <w:r>
+        <w:rPr>
+          <w:rFonts w:ascii="Microsoft YaHei" w:hAnsi="Microsoft YaHei" w:eastAsia="Microsoft YaHei"/>
+          <w:b w:val="0"/>
+        </w:rPr>
+        <w:t xml:space="preserve"> / </w:t>
+      </w:r>
+      <w:r>
+        <w:rPr>
+          <w:rFonts w:ascii="Consolas" w:hAnsi="Consolas" w:eastAsia="Consolas"/>
+          <w:color w:val="953735"/>
+          <w:sz w:val="19"/>
+        </w:rPr>
+        <w:t>数据库初始化完成</w:t>
+      </w:r>
+      <w:r>
+        <w:rPr>
+          <w:rFonts w:ascii="Microsoft YaHei" w:hAnsi="Microsoft YaHei" w:eastAsia="Microsoft YaHei"/>
+          <w:b w:val="0"/>
+        </w:rPr>
+        <w:t xml:space="preserve"> → 走了自动建表流程（</w:t>
+      </w:r>
+      <w:r>
+        <w:rPr>
+          <w:rFonts w:ascii="Consolas" w:hAnsi="Consolas" w:eastAsia="Consolas"/>
+          <w:color w:val="953735"/>
+          <w:sz w:val="19"/>
+        </w:rPr>
+        <w:t>true</w:t>
+      </w:r>
+      <w:r>
+        <w:rPr>
+          <w:rFonts w:ascii="Microsoft YaHei" w:hAnsi="Microsoft YaHei" w:eastAsia="Microsoft YaHei"/>
+          <w:b w:val="0"/>
+        </w:rPr>
+        <w:t>）；</w:t>
+      </w:r>
+    </w:p>
+    <w:p>
+      <w:pPr>
+        <w:pStyle w:val="ListBullet"/>
+        <w:spacing w:after="40"/>
+        <w:ind w:left="765"/>
+      </w:pPr>
+      <w:r>
+        <w:rPr>
+          <w:rFonts w:ascii="Consolas" w:hAnsi="Consolas" w:eastAsia="Consolas"/>
+          <w:color w:val="953735"/>
+          <w:sz w:val="19"/>
+        </w:rPr>
+        <w:t>数据库初始化第 x/3 次尝试失败</w:t>
+      </w:r>
+      <w:r>
+        <w:rPr>
+          <w:rFonts w:ascii="Microsoft YaHei" w:hAnsi="Microsoft YaHei" w:eastAsia="Microsoft YaHei"/>
+          <w:b w:val="0"/>
+        </w:rPr>
+        <w:t xml:space="preserve"> → 网络或 MySQL 反查主机名耗时过长。</w:t>
       </w:r>
     </w:p>
     <w:p>
@@ -6500,9 +7314,6 @@
       </w:r>
     </w:p>
     <w:p>
-      <w:pPr>
-        <w:ind w:firstLine="0"/>
-      </w:pPr>
       <w:r>
         <w:rPr>
           <w:rFonts w:ascii="Microsoft YaHei" w:hAnsi="Microsoft YaHei" w:eastAsia="Microsoft YaHei"/>
@@ -7117,9 +7928,6 @@
       </w:pPr>
     </w:p>
     <w:p>
-      <w:pPr>
-        <w:ind w:firstLine="0"/>
-      </w:pPr>
       <w:r>
         <w:rPr>
           <w:rFonts w:ascii="Microsoft YaHei" w:hAnsi="Microsoft YaHei" w:eastAsia="Microsoft YaHei"/>
@@ -7822,14 +8630,44 @@
           <w:color w:val="953735"/>
           <w:sz w:val="19"/>
         </w:rPr>
-        <w:t>数据库初始化完成</w:t>
+        <w:t>数据库自动初始化已禁用（Database:AutoInitialize = false），跳过建库/建表与升级脚本</w:t>
       </w:r>
       <w:r>
         <w:rPr>
           <w:rFonts w:ascii="Microsoft YaHei" w:hAnsi="Microsoft YaHei" w:eastAsia="Microsoft YaHei"/>
           <w:b w:val="0"/>
         </w:rPr>
-        <w:t>；</w:t>
+        <w:t xml:space="preserve">（若为 </w:t>
+      </w:r>
+      <w:r>
+        <w:rPr>
+          <w:rFonts w:ascii="Consolas" w:hAnsi="Consolas" w:eastAsia="Consolas"/>
+          <w:color w:val="953735"/>
+          <w:sz w:val="19"/>
+        </w:rPr>
+        <w:t>true</w:t>
+      </w:r>
+      <w:r>
+        <w:rPr>
+          <w:rFonts w:ascii="Microsoft YaHei" w:hAnsi="Microsoft YaHei" w:eastAsia="Microsoft YaHei"/>
+          <w:b w:val="0"/>
+        </w:rPr>
+        <w:t xml:space="preserve"> 则出现 </w:t>
+      </w:r>
+      <w:r>
+        <w:rPr>
+          <w:rFonts w:ascii="Consolas" w:hAnsi="Consolas" w:eastAsia="Consolas"/>
+          <w:color w:val="953735"/>
+          <w:sz w:val="19"/>
+        </w:rPr>
+        <w:t>数据库初始化完成</w:t>
+      </w:r>
+      <w:r>
+        <w:rPr>
+          <w:rFonts w:ascii="Microsoft YaHei" w:hAnsi="Microsoft YaHei" w:eastAsia="Microsoft YaHei"/>
+          <w:b w:val="0"/>
+        </w:rPr>
+        <w:t>）；</w:t>
       </w:r>
     </w:p>
     <w:p>
@@ -7884,9 +8722,6 @@
       </w:r>
     </w:p>
     <w:p>
-      <w:pPr>
-        <w:ind w:firstLine="0"/>
-      </w:pPr>
       <w:r>
         <w:rPr>
           <w:rFonts w:ascii="Microsoft YaHei" w:hAnsi="Microsoft YaHei" w:eastAsia="Microsoft YaHei"/>
@@ -9064,9 +9899,6 @@
       </w:r>
     </w:p>
     <w:p>
-      <w:pPr>
-        <w:ind w:firstLine="0"/>
-      </w:pPr>
       <w:r>
         <w:rPr>
           <w:rFonts w:ascii="Microsoft YaHei" w:hAnsi="Microsoft YaHei" w:eastAsia="Microsoft YaHei"/>
@@ -9254,9 +10086,6 @@
       </w:r>
     </w:p>
     <w:p>
-      <w:pPr>
-        <w:ind w:firstLine="0"/>
-      </w:pPr>
       <w:r>
         <w:rPr>
           <w:rFonts w:ascii="Consolas" w:hAnsi="Consolas" w:eastAsia="Consolas"/>
@@ -9289,9 +10118,6 @@
       </w:r>
     </w:p>
     <w:p>
-      <w:pPr>
-        <w:ind w:firstLine="0"/>
-      </w:pPr>
       <w:r>
         <w:rPr>
           <w:rFonts w:ascii="Microsoft YaHei" w:hAnsi="Microsoft YaHei" w:eastAsia="Microsoft YaHei"/>
@@ -9364,9 +10190,6 @@
       </w:r>
     </w:p>
     <w:p>
-      <w:pPr>
-        <w:ind w:firstLine="0"/>
-      </w:pPr>
       <w:r>
         <w:rPr>
           <w:rFonts w:ascii="Microsoft YaHei" w:hAnsi="Microsoft YaHei" w:eastAsia="Microsoft YaHei"/>
@@ -10054,9 +10877,6 @@
       </w:r>
     </w:p>
     <w:p>
-      <w:pPr>
-        <w:ind w:firstLine="0"/>
-      </w:pPr>
       <w:r>
         <w:rPr>
           <w:rFonts w:ascii="Consolas" w:hAnsi="Consolas" w:eastAsia="Consolas"/>
@@ -11088,9 +11908,6 @@
       </w:pPr>
     </w:p>
     <w:p>
-      <w:pPr>
-        <w:ind w:firstLine="0"/>
-      </w:pPr>
       <w:r>
         <w:rPr>
           <w:rFonts w:ascii="Microsoft YaHei" w:hAnsi="Microsoft YaHei" w:eastAsia="Microsoft YaHei"/>
@@ -11972,9 +12789,6 @@
       </w:r>
     </w:p>
     <w:p>
-      <w:pPr>
-        <w:ind w:firstLine="0"/>
-      </w:pPr>
       <w:r>
         <w:rPr>
           <w:rFonts w:ascii="Consolas" w:hAnsi="Consolas" w:eastAsia="Consolas"/>
@@ -12048,6 +12862,51 @@
           <w:rFonts w:ascii="Consolas" w:hAnsi="Consolas" w:eastAsia="Consolas"/>
           <w:sz w:val="18"/>
         </w:rPr>
+        <w:t xml:space="preserve">  },</w:t>
+      </w:r>
+    </w:p>
+    <w:p>
+      <w:pPr>
+        <w:keepLines/>
+        <w:shd w:val="clear" w:color="auto" w:fill="F4F4F4"/>
+        <w:spacing w:before="0" w:after="0" w:line="240" w:lineRule="auto"/>
+        <w:ind w:left="227"/>
+      </w:pPr>
+      <w:r>
+        <w:rPr>
+          <w:rFonts w:ascii="Consolas" w:hAnsi="Consolas" w:eastAsia="Consolas"/>
+          <w:sz w:val="18"/>
+        </w:rPr>
+        <w:t xml:space="preserve">  "Database": {</w:t>
+      </w:r>
+    </w:p>
+    <w:p>
+      <w:pPr>
+        <w:keepLines/>
+        <w:shd w:val="clear" w:color="auto" w:fill="F4F4F4"/>
+        <w:spacing w:before="0" w:after="0" w:line="240" w:lineRule="auto"/>
+        <w:ind w:left="227"/>
+      </w:pPr>
+      <w:r>
+        <w:rPr>
+          <w:rFonts w:ascii="Consolas" w:hAnsi="Consolas" w:eastAsia="Consolas"/>
+          <w:sz w:val="18"/>
+        </w:rPr>
+        <w:t xml:space="preserve">    "AutoInitialize": false</w:t>
+      </w:r>
+    </w:p>
+    <w:p>
+      <w:pPr>
+        <w:keepLines/>
+        <w:shd w:val="clear" w:color="auto" w:fill="F4F4F4"/>
+        <w:spacing w:before="0" w:after="0" w:line="240" w:lineRule="auto"/>
+        <w:ind w:left="227"/>
+      </w:pPr>
+      <w:r>
+        <w:rPr>
+          <w:rFonts w:ascii="Consolas" w:hAnsi="Consolas" w:eastAsia="Consolas"/>
+          <w:sz w:val="18"/>
+        </w:rPr>
         <w:t xml:space="preserve">  }</w:t>
       </w:r>
     </w:p>
@@ -12067,9 +12926,6 @@
       </w:r>
     </w:p>
     <w:p>
-      <w:pPr>
-        <w:ind w:firstLine="0"/>
-      </w:pPr>
       <w:r>
         <w:rPr>
           <w:rFonts w:ascii="Microsoft YaHei" w:hAnsi="Microsoft YaHei" w:eastAsia="Microsoft YaHei"/>
@@ -12201,6 +13057,43 @@
           <w:b w:val="0"/>
         </w:rPr>
         <w:t xml:space="preserve"> 替换为专用账号；</w:t>
+      </w:r>
+    </w:p>
+    <w:p>
+      <w:pPr>
+        <w:pStyle w:val="ListBullet"/>
+        <w:spacing w:after="40"/>
+        <w:ind w:left="425"/>
+      </w:pPr>
+      <w:r>
+        <w:rPr>
+          <w:rFonts w:ascii="Consolas" w:hAnsi="Consolas" w:eastAsia="Consolas"/>
+          <w:color w:val="953735"/>
+          <w:sz w:val="19"/>
+        </w:rPr>
+        <w:t>Database:AutoInitialize</w:t>
+      </w:r>
+      <w:r>
+        <w:rPr>
+          <w:rFonts w:ascii="Microsoft YaHei" w:hAnsi="Microsoft YaHei" w:eastAsia="Microsoft YaHei"/>
+          <w:b w:val="0"/>
+        </w:rPr>
+        <w:t xml:space="preserve"> 生产环境置 </w:t>
+      </w:r>
+      <w:r>
+        <w:rPr>
+          <w:rFonts w:ascii="Consolas" w:hAnsi="Consolas" w:eastAsia="Consolas"/>
+          <w:color w:val="953735"/>
+          <w:sz w:val="19"/>
+        </w:rPr>
+        <w:t>false</w:t>
+      </w:r>
+      <w:r>
+        <w:rPr>
+          <w:rFonts w:ascii="Microsoft YaHei" w:hAnsi="Microsoft YaHei" w:eastAsia="Microsoft YaHei"/>
+          <w:b w:val="0"/>
+        </w:rPr>
+        <w:t>，由本手册脚本负责库结构（见第 7 章）；</w:t>
       </w:r>
     </w:p>
     <w:p>
@@ -12421,6 +13314,94 @@
                 <w:sz w:val="18"/>
               </w:rPr>
               <w:t>MySqlServerVersion(8,0,32)</w:t>
+            </w:r>
+          </w:p>
+        </w:tc>
+      </w:tr>
+      <w:tr>
+        <w:tc>
+          <w:tcPr>
+            <w:tcW w:type="dxa" w:w="889"/>
+          </w:tcPr>
+          <w:p>
+            <w:pPr>
+              <w:spacing w:after="0"/>
+            </w:pPr>
+            <w:r>
+              <w:rPr>
+                <w:rFonts w:ascii="Microsoft YaHei" w:hAnsi="Microsoft YaHei" w:eastAsia="Microsoft YaHei"/>
+                <w:b w:val="0"/>
+                <w:sz w:val="19"/>
+              </w:rPr>
+              <w:t>V1.1</w:t>
+            </w:r>
+          </w:p>
+        </w:tc>
+        <w:tc>
+          <w:tcPr>
+            <w:tcW w:type="dxa" w:w="1481"/>
+          </w:tcPr>
+          <w:p>
+            <w:pPr>
+              <w:spacing w:after="0"/>
+            </w:pPr>
+            <w:r>
+              <w:rPr>
+                <w:rFonts w:ascii="Microsoft YaHei" w:hAnsi="Microsoft YaHei" w:eastAsia="Microsoft YaHei"/>
+                <w:b w:val="0"/>
+                <w:sz w:val="19"/>
+              </w:rPr>
+              <w:t>2026-10-21</w:t>
+            </w:r>
+          </w:p>
+        </w:tc>
+        <w:tc>
+          <w:tcPr>
+            <w:tcW w:type="dxa" w:w="6814"/>
+          </w:tcPr>
+          <w:p>
+            <w:pPr>
+              <w:spacing w:after="0"/>
+            </w:pPr>
+            <w:r>
+              <w:rPr>
+                <w:rFonts w:ascii="Microsoft YaHei" w:hAnsi="Microsoft YaHei" w:eastAsia="Microsoft YaHei"/>
+                <w:b w:val="0"/>
+                <w:sz w:val="19"/>
+              </w:rPr>
+              <w:t xml:space="preserve">新增 </w:t>
+            </w:r>
+            <w:r>
+              <w:rPr>
+                <w:rFonts w:ascii="Consolas" w:hAnsi="Consolas" w:eastAsia="Consolas"/>
+                <w:color w:val="953735"/>
+                <w:sz w:val="18"/>
+              </w:rPr>
+              <w:t>Database:AutoInitialize</w:t>
+            </w:r>
+            <w:r>
+              <w:rPr>
+                <w:rFonts w:ascii="Microsoft YaHei" w:hAnsi="Microsoft YaHei" w:eastAsia="Microsoft YaHei"/>
+                <w:b w:val="0"/>
+                <w:sz w:val="19"/>
+              </w:rPr>
+              <w:t xml:space="preserve"> 开关（交付值 </w:t>
+            </w:r>
+            <w:r>
+              <w:rPr>
+                <w:rFonts w:ascii="Consolas" w:hAnsi="Consolas" w:eastAsia="Consolas"/>
+                <w:color w:val="953735"/>
+                <w:sz w:val="18"/>
+              </w:rPr>
+              <w:t>false</w:t>
+            </w:r>
+            <w:r>
+              <w:rPr>
+                <w:rFonts w:ascii="Microsoft YaHei" w:hAnsi="Microsoft YaHei" w:eastAsia="Microsoft YaHei"/>
+                <w:b w:val="0"/>
+                <w:sz w:val="19"/>
+              </w:rPr>
+              <w:t>），生产环境跳过启动时的自动建表/升级逻辑；补充 7.1 开关说明、7.3 日志判读与运行账号权限收敛说明</w:t>
             </w:r>
           </w:p>
         </w:tc>
@@ -12456,14 +13437,6 @@
         <w:color w:val="808080"/>
         <w:sz w:val="17"/>
       </w:rPr>
-      <w:t xml:space="preserve">第 </w:t>
-    </w:r>
-    <w:r>
-      <w:rPr>
-        <w:rFonts w:ascii="Microsoft YaHei" w:hAnsi="Microsoft YaHei" w:eastAsia="Microsoft YaHei"/>
-        <w:color w:val="808080"/>
-        <w:sz w:val="17"/>
-      </w:rPr>
       <w:fldChar w:fldCharType="begin"/>
       <w:instrText xml:space="preserve">PAGE</w:instrText>
       <w:fldChar w:fldCharType="separate"/>
@@ -12476,7 +13449,7 @@
         <w:color w:val="808080"/>
         <w:sz w:val="17"/>
       </w:rPr>
-      <w:t xml:space="preserve"> 页 / 共 </w:t>
+      <w:t xml:space="preserve"> / </w:t>
     </w:r>
     <w:r>
       <w:rPr>
@@ -12489,14 +13462,6 @@
       <w:fldChar w:fldCharType="separate"/>
       <w:t>1</w:t>
       <w:fldChar w:fldCharType="end"/>
-    </w:r>
-    <w:r>
-      <w:rPr>
-        <w:rFonts w:ascii="Microsoft YaHei" w:hAnsi="Microsoft YaHei" w:eastAsia="Microsoft YaHei"/>
-        <w:color w:val="808080"/>
-        <w:sz w:val="17"/>
-      </w:rPr>
-      <w:t xml:space="preserve"> 页</w:t>
     </w:r>
   </w:p>
 </w:ftr>
